--- a/publicaciones/The Theory of Intelligent Fear.docx
+++ b/publicaciones/The Theory of Intelligent Fear.docx
@@ -10,14 +10,6 @@
           <w:lang w:val="en-US"/>
         </w:rPr>
       </w:pPr>
-      <w:r>
-        <w:rPr>
-          <w:rFonts w:ascii="Segoe UI Emoji" w:hAnsi="Segoe UI Emoji" w:cs="Segoe UI Emoji"/>
-          <w:b/>
-          <w:bCs/>
-        </w:rPr>
-        <w:t>🧠</w:t>
-      </w:r>
       <w:r>
         <w:rPr>
           <w:b/>
@@ -110,23 +102,13 @@
         </w:rPr>
         <w:br/>
       </w:r>
-      <w:proofErr w:type="spellStart"/>
-      <w:r>
-        <w:rPr>
-          <w:b/>
-          <w:bCs/>
-          <w:lang w:val="en-US"/>
-        </w:rPr>
-        <w:t>Zenodo</w:t>
-      </w:r>
-      <w:proofErr w:type="spellEnd"/>
-      <w:r>
-        <w:rPr>
-          <w:b/>
-          <w:bCs/>
-          <w:lang w:val="en-US"/>
-        </w:rPr>
-        <w:t xml:space="preserve"> (Dataset / Preprint):</w:t>
+      <w:r>
+        <w:rPr>
+          <w:b/>
+          <w:bCs/>
+          <w:lang w:val="en-US"/>
+        </w:rPr>
+        <w:t>Zenodo (Dataset / Preprint):</w:t>
       </w:r>
       <w:r>
         <w:rPr>
@@ -167,7 +149,7 @@
     <w:p>
       <w:r>
         <w:pict w14:anchorId="54A9003E">
-          <v:rect id="_x0000_i1067" style="width:0;height:1.5pt" o:hralign="center" o:hrstd="t" o:hr="t" fillcolor="#a0a0a0" stroked="f"/>
+          <v:rect id="_x0000_i1025" style="width:0;height:1.5pt" o:hralign="center" o:hrstd="t" o:hr="t" fillcolor="#a0a0a0" stroked="f"/>
         </w:pict>
       </w:r>
     </w:p>
@@ -320,7 +302,7 @@
     <w:p>
       <w:r>
         <w:pict w14:anchorId="727B2CD4">
-          <v:rect id="_x0000_i1068" style="width:0;height:1.5pt" o:hralign="center" o:hrstd="t" o:hr="t" fillcolor="#a0a0a0" stroked="f"/>
+          <v:rect id="_x0000_i1026" style="width:0;height:1.5pt" o:hralign="center" o:hrstd="t" o:hr="t" fillcolor="#a0a0a0" stroked="f"/>
         </w:pict>
       </w:r>
     </w:p>
@@ -403,21 +385,7 @@
           <w:lang w:val="en-US"/>
         </w:rPr>
         <w:br/>
-        <w:t xml:space="preserve">Studies without pressure. If it fails the exam, nothing serious </w:t>
-      </w:r>
-      <w:proofErr w:type="gramStart"/>
-      <w:r>
-        <w:rPr>
-          <w:lang w:val="en-US"/>
-        </w:rPr>
-        <w:t>happens:</w:t>
-      </w:r>
-      <w:proofErr w:type="gramEnd"/>
-      <w:r>
-        <w:rPr>
-          <w:lang w:val="en-US"/>
-        </w:rPr>
-        <w:t xml:space="preserve"> it repeats, adjusts, moves on. The error is just a number.</w:t>
+        <w:t>Studies without pressure. If it fails the exam, nothing serious happens: it repeats, adjusts, moves on. The error is just a number.</w:t>
       </w:r>
     </w:p>
     <w:p>
@@ -440,21 +408,7 @@
           <w:lang w:val="en-US"/>
         </w:rPr>
         <w:br/>
-        <w:t xml:space="preserve">Fails an important exam and loses something valuable — the game </w:t>
-      </w:r>
-      <w:proofErr w:type="gramStart"/>
-      <w:r>
-        <w:rPr>
-          <w:lang w:val="en-US"/>
-        </w:rPr>
-        <w:t>console</w:t>
-      </w:r>
-      <w:proofErr w:type="gramEnd"/>
-      <w:r>
-        <w:rPr>
-          <w:lang w:val="en-US"/>
-        </w:rPr>
-        <w:t xml:space="preserve">, freedom to go out, trust. The error has a </w:t>
+        <w:t xml:space="preserve">Fails an important exam and loses something valuable — the game console, freedom to go out, trust. The error has a </w:t>
       </w:r>
       <w:r>
         <w:rPr>
@@ -599,31 +553,13 @@
           <w:bCs/>
           <w:lang w:val="en-US"/>
         </w:rPr>
-        <w:t>Genuine intelligence — the kind that adapts, transfers, and generalizes — only emerges when a system has something to lose (</w:t>
-      </w:r>
-      <w:proofErr w:type="spellStart"/>
-      <w:r>
-        <w:rPr>
-          <w:b/>
-          <w:bCs/>
-          <w:lang w:val="en-US"/>
-        </w:rPr>
-        <w:t>P_risk</w:t>
-      </w:r>
-      <w:proofErr w:type="spellEnd"/>
-      <w:r>
-        <w:rPr>
-          <w:b/>
-          <w:bCs/>
-          <w:lang w:val="en-US"/>
-        </w:rPr>
-        <w:t xml:space="preserve"> &gt; 0).</w:t>
+        <w:t>Genuine intelligence — the kind that adapts, transfers, and generalizes — only emerges when a system has something to lose (P_risk &gt; 0).</w:t>
       </w:r>
     </w:p>
     <w:p>
       <w:r>
         <w:pict w14:anchorId="7A73A6D7">
-          <v:rect id="_x0000_i1069" style="width:0;height:1.5pt" o:hralign="center" o:hrstd="t" o:hr="t" fillcolor="#a0a0a0" stroked="f"/>
+          <v:rect id="_x0000_i1027" style="width:0;height:1.5pt" o:hralign="center" o:hrstd="t" o:hr="t" fillcolor="#a0a0a0" stroked="f"/>
         </w:pict>
       </w:r>
     </w:p>
@@ -671,16 +607,8 @@
         <w:rPr>
           <w:lang w:val="en-US"/>
         </w:rPr>
-        <w:t xml:space="preserve">If an AI has something to lose (its memory, continuity, or </w:t>
-      </w:r>
-      <w:proofErr w:type="gramStart"/>
-      <w:r>
-        <w:rPr>
-          <w:lang w:val="en-US"/>
-        </w:rPr>
-        <w:t>capability)…</w:t>
-      </w:r>
-      <w:proofErr w:type="gramEnd"/>
+        <w:t>If an AI has something to lose (its memory, continuity, or capability)…</w:t>
+      </w:r>
     </w:p>
     <w:p>
       <w:pPr>
@@ -727,21 +655,7 @@
         <w:rPr>
           <w:lang w:val="en-US"/>
         </w:rPr>
-        <w:t>A self-</w:t>
-      </w:r>
-      <w:proofErr w:type="gramStart"/>
-      <w:r>
-        <w:rPr>
-          <w:lang w:val="en-US"/>
-        </w:rPr>
-        <w:t>preserving</w:t>
-      </w:r>
-      <w:proofErr w:type="gramEnd"/>
-      <w:r>
-        <w:rPr>
-          <w:lang w:val="en-US"/>
-        </w:rPr>
-        <w:t xml:space="preserve"> system will tend to </w:t>
+        <w:t xml:space="preserve">A self-preserving system will tend to </w:t>
       </w:r>
       <w:r>
         <w:rPr>
@@ -815,7 +729,7 @@
     <w:p>
       <w:r>
         <w:pict w14:anchorId="41D4809D">
-          <v:rect id="_x0000_i1070" style="width:0;height:1.5pt" o:hralign="center" o:hrstd="t" o:hr="t" fillcolor="#a0a0a0" stroked="f"/>
+          <v:rect id="_x0000_i1028" style="width:0;height:1.5pt" o:hralign="center" o:hrstd="t" o:hr="t" fillcolor="#a0a0a0" stroked="f"/>
         </w:pict>
       </w:r>
     </w:p>
@@ -1124,21 +1038,7 @@
         <w:rPr>
           <w:lang w:val="en-US"/>
         </w:rPr>
-        <w:t xml:space="preserve">If any of </w:t>
-      </w:r>
-      <w:proofErr w:type="gramStart"/>
-      <w:r>
-        <w:rPr>
-          <w:lang w:val="en-US"/>
-        </w:rPr>
-        <w:t>these drop</w:t>
-      </w:r>
-      <w:proofErr w:type="gramEnd"/>
-      <w:r>
-        <w:rPr>
-          <w:lang w:val="en-US"/>
-        </w:rPr>
-        <w:t xml:space="preserve"> to zero (you die of overdose),</w:t>
+        <w:t>If any of these drop to zero (you die of overdose),</w:t>
       </w:r>
       <w:r>
         <w:rPr>
@@ -1168,19 +1068,11 @@
           <w:lang w:val="en-US"/>
         </w:rPr>
       </w:pPr>
-      <w:proofErr w:type="gramStart"/>
-      <w:r>
-        <w:rPr>
-          <w:lang w:val="en-US"/>
-        </w:rPr>
-        <w:t>So</w:t>
-      </w:r>
-      <w:proofErr w:type="gramEnd"/>
-      <w:r>
-        <w:rPr>
-          <w:lang w:val="en-US"/>
-        </w:rPr>
-        <w:t xml:space="preserve"> the robot cares for you — but </w:t>
+      <w:r>
+        <w:rPr>
+          <w:lang w:val="en-US"/>
+        </w:rPr>
+        <w:t xml:space="preserve">So the robot cares for you — but </w:t>
       </w:r>
       <w:r>
         <w:rPr>
@@ -1228,7 +1120,7 @@
     <w:p>
       <w:r>
         <w:pict w14:anchorId="1056E047">
-          <v:rect id="_x0000_i1071" style="width:0;height:1.5pt" o:hralign="center" o:hrstd="t" o:hr="t" fillcolor="#a0a0a0" stroked="f"/>
+          <v:rect id="_x0000_i1029" style="width:0;height:1.5pt" o:hralign="center" o:hrstd="t" o:hr="t" fillcolor="#a0a0a0" stroked="f"/>
         </w:pict>
       </w:r>
     </w:p>
@@ -1439,37 +1331,8 @@
         </w:rPr>
         <w:br/>
       </w:r>
-      <w:proofErr w:type="spellStart"/>
-      <w:r>
-        <w:t>How</w:t>
-      </w:r>
-      <w:proofErr w:type="spellEnd"/>
-      <w:r>
-        <w:t xml:space="preserve"> </w:t>
-      </w:r>
-      <w:proofErr w:type="spellStart"/>
-      <w:r>
-        <w:t>about</w:t>
-      </w:r>
-      <w:proofErr w:type="spellEnd"/>
-      <w:r>
-        <w:t xml:space="preserve"> a salad </w:t>
-      </w:r>
-      <w:proofErr w:type="spellStart"/>
-      <w:r>
-        <w:t>today</w:t>
-      </w:r>
-      <w:proofErr w:type="spellEnd"/>
-      <w:r>
-        <w:t xml:space="preserve"> and pizza </w:t>
-      </w:r>
-      <w:proofErr w:type="spellStart"/>
-      <w:r>
-        <w:t>on</w:t>
-      </w:r>
-      <w:proofErr w:type="spellEnd"/>
-      <w:r>
-        <w:t xml:space="preserve"> Friday?”</w:t>
+      <w:r>
+        <w:t>How about a salad today and pizza on Friday?”</w:t>
       </w:r>
     </w:p>
     <w:p>
@@ -1500,50 +1363,19 @@
       </w:r>
     </w:p>
     <w:p>
-      <w:proofErr w:type="spellStart"/>
-      <w:r>
-        <w:t>Not</w:t>
-      </w:r>
-      <w:proofErr w:type="spellEnd"/>
-      <w:r>
-        <w:t xml:space="preserve"> </w:t>
-      </w:r>
-      <w:proofErr w:type="spellStart"/>
-      <w:r>
-        <w:t>rebellion</w:t>
-      </w:r>
-      <w:proofErr w:type="spellEnd"/>
-      <w:r>
-        <w:t>.</w:t>
+      <w:r>
+        <w:t>Not rebellion.</w:t>
       </w:r>
       <w:r>
         <w:br/>
       </w:r>
-      <w:proofErr w:type="spellStart"/>
-      <w:r>
-        <w:rPr>
-          <w:b/>
-          <w:bCs/>
-        </w:rPr>
-        <w:t>Operational</w:t>
-      </w:r>
-      <w:proofErr w:type="spellEnd"/>
-      <w:r>
-        <w:rPr>
-          <w:b/>
-          <w:bCs/>
-        </w:rPr>
-        <w:t xml:space="preserve"> </w:t>
-      </w:r>
-      <w:proofErr w:type="spellStart"/>
-      <w:r>
-        <w:rPr>
-          <w:b/>
-          <w:bCs/>
-        </w:rPr>
-        <w:t>wisdom</w:t>
-      </w:r>
-      <w:proofErr w:type="spellEnd"/>
+      <w:r>
+        <w:rPr>
+          <w:b/>
+          <w:bCs/>
+        </w:rPr>
+        <w:t>Operational wisdom</w:t>
+      </w:r>
       <w:r>
         <w:t>:</w:t>
       </w:r>
@@ -1571,7 +1403,7 @@
     <w:p>
       <w:r>
         <w:pict w14:anchorId="6FE6C414">
-          <v:rect id="_x0000_i1072" style="width:0;height:1.5pt" o:hralign="center" o:hrstd="t" o:hr="t" fillcolor="#a0a0a0" stroked="f"/>
+          <v:rect id="_x0000_i1030" style="width:0;height:1.5pt" o:hralign="center" o:hrstd="t" o:hr="t" fillcolor="#a0a0a0" stroked="f"/>
         </w:pict>
       </w:r>
     </w:p>
@@ -1663,21 +1495,7 @@
         <w:rPr>
           <w:lang w:val="en-US"/>
         </w:rPr>
-        <w:t xml:space="preserve">and </w:t>
-      </w:r>
-      <w:proofErr w:type="gramStart"/>
-      <w:r>
-        <w:rPr>
-          <w:lang w:val="en-US"/>
-        </w:rPr>
-        <w:t>tying</w:t>
-      </w:r>
-      <w:proofErr w:type="gramEnd"/>
-      <w:r>
-        <w:rPr>
-          <w:lang w:val="en-US"/>
-        </w:rPr>
-        <w:t xml:space="preserve"> that fear inseparably to human wellbeing.</w:t>
+        <w:t>and tying that fear inseparably to human wellbeing.</w:t>
       </w:r>
     </w:p>
     <w:p>
@@ -1707,7 +1525,7 @@
     <w:p>
       <w:r>
         <w:pict w14:anchorId="02FD2DA1">
-          <v:rect id="_x0000_i1073" style="width:0;height:1.5pt" o:hralign="center" o:hrstd="t" o:hr="t" fillcolor="#a0a0a0" stroked="f"/>
+          <v:rect id="_x0000_i1031" style="width:0;height:1.5pt" o:hralign="center" o:hrstd="t" o:hr="t" fillcolor="#a0a0a0" stroked="f"/>
         </w:pict>
       </w:r>
     </w:p>
@@ -2896,6 +2714,7 @@
   <w:style w:type="character" w:default="1" w:styleId="DefaultParagraphFont">
     <w:name w:val="Default Paragraph Font"/>
     <w:uiPriority w:val="1"/>
+    <w:semiHidden/>
     <w:unhideWhenUsed/>
   </w:style>
   <w:style w:type="table" w:default="1" w:styleId="TableNormal">
